--- a/RFI-Docs/Task & Purpose 11-27-24--FDA greenlights study of marijuana as PTSD-treatment for vets.docx
+++ b/RFI-Docs/Task & Purpose 11-27-24--FDA greenlights study of marijuana as PTSD-treatment for vets.docx
@@ -4,6 +4,120 @@
   <w:body>
     <w:p>
       <w:pPr>
+        <w:jc w:val="left"/>
+      </w:pPr>
+      <w:r>
+        <w:rPr>
+          <w:color w:val="646464"/>
+          <w:sz w:val="18"/>
+        </w:rPr>
+        <w:t>Document: Task &amp; Purpose 11-27-24--FDA greenlights study of marijuana as PTSD-treatment for vets.docx</w:t>
+      </w:r>
+    </w:p>
+    <w:p>
+      <w:pPr>
+        <w:jc w:val="left"/>
+      </w:pPr>
+      <w:r>
+        <w:rPr>
+          <w:color w:val="646464"/>
+          <w:sz w:val="18"/>
+        </w:rPr>
+        <w:t>Title: Task &amp; Purpose 11-27-24--FDA greenlights study of marijuana as PTSD-treatment for vets</w:t>
+      </w:r>
+    </w:p>
+    <w:p>
+      <w:pPr>
+        <w:jc w:val="left"/>
+      </w:pPr>
+      <w:r>
+        <w:rPr>
+          <w:color w:val="646464"/>
+          <w:sz w:val="18"/>
+        </w:rPr>
+        <w:t>Topic: Cannabis | Type: News Articles</w:t>
+      </w:r>
+    </w:p>
+    <w:p>
+      <w:pPr>
+        <w:jc w:val="left"/>
+      </w:pPr>
+      <w:r>
+        <w:rPr>
+          <w:color w:val="646464"/>
+          <w:sz w:val="18"/>
+        </w:rPr>
+        <w:t>Created: 2024-11-29 | By: Richman, Michael (VACO)</w:t>
+      </w:r>
+    </w:p>
+    <w:p>
+      <w:pPr>
+        <w:jc w:val="left"/>
+      </w:pPr>
+      <w:r>
+        <w:rPr>
+          <w:color w:val="646464"/>
+          <w:sz w:val="18"/>
+        </w:rPr>
+        <w:t>Modified: 2024-11-29 | By: Richman, Michael (VACO)</w:t>
+      </w:r>
+    </w:p>
+    <w:p>
+      <w:pPr>
+        <w:jc w:val="left"/>
+      </w:pPr>
+      <w:r>
+        <w:rPr>
+          <w:color w:val="C8C8C8"/>
+          <w:sz w:val="16"/>
+        </w:rPr>
+        <w:t>────────────────────────────────────────────────────────────────────────────────</w:t>
+      </w:r>
+    </w:p>
+    <w:p>
+      <w:pPr>
+        <w:jc w:val="left"/>
+      </w:pPr>
+      <w:r/>
+    </w:p>
+    <w:p>
+      <w:pPr>
+        <w:jc w:val="left"/>
+      </w:pPr>
+      <w:r>
+        <w:rPr>
+          <w:color w:val="646464"/>
+          <w:sz w:val="18"/>
+        </w:rPr>
+        <w:t>Topic: Cannabis | Type: News Articles</w:t>
+      </w:r>
+    </w:p>
+    <w:p>
+      <w:pPr>
+        <w:jc w:val="left"/>
+      </w:pPr>
+      <w:r>
+        <w:rPr>
+          <w:color w:val="646464"/>
+          <w:sz w:val="18"/>
+        </w:rPr>
+        <w:t>Created: 2024-11-29 | By: Richman, Michael (VACO)</w:t>
+      </w:r>
+    </w:p>
+    <w:p>
+      <w:pPr>
+        <w:jc w:val="left"/>
+      </w:pPr>
+      <w:r>
+        <w:rPr>
+          <w:color w:val="646464"/>
+          <w:sz w:val="18"/>
+        </w:rPr>
+        <w:t>Modified: 2024-11-29 | By: Richman, Michael (VACO)</w:t>
+      </w:r>
+    </w:p>
+    <w:p>
+      <w:pPr>
         <w:pBdr>
           <w:top w:val="single" w:sz="2" w:space="0" w:color="auto"/>
           <w:left w:val="single" w:sz="2" w:space="0" w:color="auto"/>
@@ -11,7 +125,7 @@
           <w:right w:val="single" w:sz="2" w:space="0" w:color="auto"/>
         </w:pBdr>
         <w:spacing w:before="100" w:beforeAutospacing="1" w:after="100" w:afterAutospacing="1" w:line="240" w:lineRule="auto"/>
-        <w:jc w:val="center"/>
+        <w:jc w:val="left"/>
         <w:outlineLvl w:val="0"/>
         <w:rPr>
           <w:rFonts w:ascii="Arial" w:eastAsia="Times New Roman" w:hAnsi="Arial" w:cs="Arial"/>
@@ -25,15 +139,10 @@
       </w:pPr>
       <w:r>
         <w:rPr>
-          <w:rFonts w:ascii="Arial" w:eastAsia="Times New Roman" w:hAnsi="Arial" w:cs="Arial"/>
-          <w:b/>
-          <w:bCs/>
-          <w:kern w:val="36"/>
-          <w:sz w:val="48"/>
-          <w:szCs w:val="48"/>
-          <w14:ligatures w14:val="none"/>
-        </w:rPr>
-        <w:t>FDA greenlights study of marijuana as PTSD-treatment for vets</w:t>
+          <w:color w:val="C8C8C8"/>
+          <w:sz w:val="16"/>
+        </w:rPr>
+        <w:t>────────────────────────────────────────────────────────────────────────────────</w:t>
       </w:r>
     </w:p>
     <w:p>
@@ -48,16 +157,7 @@
           <w14:ligatures w14:val="none"/>
         </w:rPr>
       </w:pPr>
-      <w:r>
-        <w:rPr>
-          <w:rFonts w:ascii="Times New Roman" w:eastAsia="Times New Roman" w:hAnsi="Times New Roman" w:cs="Times New Roman"/>
-          <w:kern w:val="0"/>
-          <w:sz w:val="24"/>
-          <w:szCs w:val="24"/>
-          <w14:ligatures w14:val="none"/>
-        </w:rPr>
-        <w:t>The clinical trial study will give veterans commercially and medically available cannabis products to look at “real-world” use and assess the impact on post-traumatic stress disorder.</w:t>
-      </w:r>
+      <w:r/>
     </w:p>
     <w:p>
       <w:pPr>
